--- a/methara-developer-reference.docx
+++ b/methara-developer-reference.docx
@@ -137,7 +137,7 @@
                 <w:sz w:val="20"/>
                 <w:szCs w:val="20"/>
               </w:rPr>
-              <w:t xml:space="preserve">1.0.1</w:t>
+              <w:t xml:space="preserve">1.0.2</w:t>
             </w:r>
           </w:p>
         </w:tc>
